--- a/Day 1.docx
+++ b/Day 1.docx
@@ -385,27 +385,7 @@
           <w:szCs w:val="24"/>
           <w:lang w:val="en-US"/>
         </w:rPr>
-        <w:t xml:space="preserve"> regard all </w:t>
-      </w:r>
-      <w:proofErr w:type="gramStart"/>
-      <w:r>
-        <w:rPr>
-          <w:rFonts w:ascii="Times New Roman" w:hAnsi="Times New Roman" w:cs="Times New Roman"/>
-          <w:sz w:val="24"/>
-          <w:szCs w:val="24"/>
-          <w:lang w:val="en-US"/>
-        </w:rPr>
-        <w:t>thing</w:t>
-      </w:r>
-      <w:proofErr w:type="gramEnd"/>
-      <w:r>
-        <w:rPr>
-          <w:rFonts w:ascii="Times New Roman" w:hAnsi="Times New Roman" w:cs="Times New Roman"/>
-          <w:sz w:val="24"/>
-          <w:szCs w:val="24"/>
-          <w:lang w:val="en-US"/>
-        </w:rPr>
-        <w:t xml:space="preserve"> as a class and object</w:t>
+        <w:t xml:space="preserve"> regard all thing as a class and object</w:t>
       </w:r>
     </w:p>
     <w:p>
@@ -479,49 +459,7 @@
           <w:szCs w:val="24"/>
           <w:lang w:val="en-US"/>
         </w:rPr>
-        <w:t xml:space="preserve">X=y=z=50; Data types in python Numbers, String. There </w:t>
-      </w:r>
-      <w:proofErr w:type="gramStart"/>
-      <w:r>
-        <w:rPr>
-          <w:rFonts w:ascii="Times New Roman" w:hAnsi="Times New Roman" w:cs="Times New Roman"/>
-          <w:sz w:val="24"/>
-          <w:szCs w:val="24"/>
-          <w:lang w:val="en-US"/>
-        </w:rPr>
-        <w:t>are  three</w:t>
-      </w:r>
-      <w:proofErr w:type="gramEnd"/>
-      <w:r>
-        <w:rPr>
-          <w:rFonts w:ascii="Times New Roman" w:hAnsi="Times New Roman" w:cs="Times New Roman"/>
-          <w:sz w:val="24"/>
-          <w:szCs w:val="24"/>
-          <w:lang w:val="en-US"/>
-        </w:rPr>
-        <w:t xml:space="preserve"> numeric types in </w:t>
-      </w:r>
-      <w:proofErr w:type="spellStart"/>
-      <w:proofErr w:type="gramStart"/>
-      <w:r>
-        <w:rPr>
-          <w:rFonts w:ascii="Times New Roman" w:hAnsi="Times New Roman" w:cs="Times New Roman"/>
-          <w:sz w:val="24"/>
-          <w:szCs w:val="24"/>
-          <w:lang w:val="en-US"/>
-        </w:rPr>
-        <w:t>python:Int</w:t>
-      </w:r>
-      <w:proofErr w:type="spellEnd"/>
-      <w:proofErr w:type="gramEnd"/>
-      <w:r>
-        <w:rPr>
-          <w:rFonts w:ascii="Times New Roman" w:hAnsi="Times New Roman" w:cs="Times New Roman"/>
-          <w:sz w:val="24"/>
-          <w:szCs w:val="24"/>
-          <w:lang w:val="en-US"/>
-        </w:rPr>
-        <w:t>, float, complex</w:t>
+        <w:t>X=y=z=50; Data types in python Numbers, String. There are  three numeric types in python:Int, float, complex</w:t>
       </w:r>
     </w:p>
     <w:p>
@@ -693,105 +631,45 @@
           <w:szCs w:val="24"/>
           <w:lang w:val="en-US"/>
         </w:rPr>
-        <w:t>S2</w:t>
-      </w:r>
-      <w:proofErr w:type="gramStart"/>
-      <w:r>
-        <w:rPr>
-          <w:rFonts w:ascii="Times New Roman" w:hAnsi="Times New Roman" w:cs="Times New Roman"/>
-          <w:sz w:val="24"/>
-          <w:szCs w:val="24"/>
-          <w:lang w:val="en-US"/>
-        </w:rPr>
-        <w:t>=”Welcome</w:t>
-      </w:r>
-      <w:proofErr w:type="gramEnd"/>
-      <w:r>
-        <w:rPr>
-          <w:rFonts w:ascii="Times New Roman" w:hAnsi="Times New Roman" w:cs="Times New Roman"/>
-          <w:sz w:val="24"/>
-          <w:szCs w:val="24"/>
-          <w:lang w:val="en-US"/>
-        </w:rPr>
-        <w:t>”</w:t>
-      </w:r>
-    </w:p>
-    <w:p>
-      <w:pPr>
-        <w:rPr>
-          <w:rFonts w:ascii="Times New Roman" w:hAnsi="Times New Roman" w:cs="Times New Roman"/>
-          <w:sz w:val="24"/>
-          <w:szCs w:val="24"/>
-          <w:lang w:val="en-US"/>
-        </w:rPr>
-      </w:pPr>
-      <w:r>
-        <w:rPr>
-          <w:rFonts w:ascii="Times New Roman" w:hAnsi="Times New Roman" w:cs="Times New Roman"/>
-          <w:sz w:val="24"/>
-          <w:szCs w:val="24"/>
-          <w:lang w:val="en-US"/>
-        </w:rPr>
-        <w:t>S3=’’’</w:t>
-      </w:r>
-      <w:proofErr w:type="gramStart"/>
-      <w:r>
-        <w:rPr>
-          <w:rFonts w:ascii="Times New Roman" w:hAnsi="Times New Roman" w:cs="Times New Roman"/>
-          <w:sz w:val="24"/>
-          <w:szCs w:val="24"/>
-          <w:lang w:val="en-US"/>
-        </w:rPr>
-        <w:t>Welcome’’</w:t>
-      </w:r>
-      <w:proofErr w:type="gramEnd"/>
-      <w:r>
-        <w:rPr>
-          <w:rFonts w:ascii="Times New Roman" w:hAnsi="Times New Roman" w:cs="Times New Roman"/>
-          <w:sz w:val="24"/>
-          <w:szCs w:val="24"/>
-          <w:lang w:val="en-US"/>
-        </w:rPr>
-        <w:t>’</w:t>
-      </w:r>
-    </w:p>
-    <w:p>
-      <w:pPr>
-        <w:rPr>
-          <w:rFonts w:ascii="Times New Roman" w:hAnsi="Times New Roman" w:cs="Times New Roman"/>
-          <w:sz w:val="24"/>
-          <w:szCs w:val="24"/>
-          <w:lang w:val="en-US"/>
-        </w:rPr>
-      </w:pPr>
-      <w:r>
-        <w:rPr>
-          <w:rFonts w:ascii="Times New Roman" w:hAnsi="Times New Roman" w:cs="Times New Roman"/>
-          <w:sz w:val="24"/>
-          <w:szCs w:val="24"/>
-          <w:lang w:val="en-US"/>
-        </w:rPr>
-        <w:t>a=4i+2</w:t>
-      </w:r>
-      <w:proofErr w:type="gramStart"/>
-      <w:r>
-        <w:rPr>
-          <w:rFonts w:ascii="Times New Roman" w:hAnsi="Times New Roman" w:cs="Times New Roman"/>
-          <w:sz w:val="24"/>
-          <w:szCs w:val="24"/>
-          <w:lang w:val="en-US"/>
-        </w:rPr>
-        <w:t>j;Best</w:t>
-      </w:r>
-      <w:proofErr w:type="gramEnd"/>
-      <w:r>
-        <w:rPr>
-          <w:rFonts w:ascii="Times New Roman" w:hAnsi="Times New Roman" w:cs="Times New Roman"/>
-          <w:sz w:val="24"/>
-          <w:szCs w:val="24"/>
-          <w:lang w:val="en-US"/>
-        </w:rPr>
-        <w:t xml:space="preserve"> practices</w:t>
+        <w:t>S2=”Welcome”</w:t>
+      </w:r>
+    </w:p>
+    <w:p>
+      <w:pPr>
+        <w:rPr>
+          <w:rFonts w:ascii="Times New Roman" w:hAnsi="Times New Roman" w:cs="Times New Roman"/>
+          <w:sz w:val="24"/>
+          <w:szCs w:val="24"/>
+          <w:lang w:val="en-US"/>
+        </w:rPr>
+      </w:pPr>
+      <w:r>
+        <w:rPr>
+          <w:rFonts w:ascii="Times New Roman" w:hAnsi="Times New Roman" w:cs="Times New Roman"/>
+          <w:sz w:val="24"/>
+          <w:szCs w:val="24"/>
+          <w:lang w:val="en-US"/>
+        </w:rPr>
+        <w:t>S3=’’’Welcome’’’</w:t>
+      </w:r>
+    </w:p>
+    <w:p>
+      <w:pPr>
+        <w:rPr>
+          <w:rFonts w:ascii="Times New Roman" w:hAnsi="Times New Roman" w:cs="Times New Roman"/>
+          <w:sz w:val="24"/>
+          <w:szCs w:val="24"/>
+          <w:lang w:val="en-US"/>
+        </w:rPr>
+      </w:pPr>
+      <w:r>
+        <w:rPr>
+          <w:rFonts w:ascii="Times New Roman" w:hAnsi="Times New Roman" w:cs="Times New Roman"/>
+          <w:sz w:val="24"/>
+          <w:szCs w:val="24"/>
+          <w:lang w:val="en-US"/>
+        </w:rPr>
+        <w:t>a=4i+2j;Best practices</w:t>
       </w:r>
     </w:p>
     <w:p>
@@ -841,51 +719,41 @@
           <w:lang w:val="en-US"/>
         </w:rPr>
       </w:pPr>
-      <w:proofErr w:type="gramStart"/>
-      <w:r>
-        <w:rPr>
-          <w:rFonts w:ascii="Times New Roman" w:hAnsi="Times New Roman" w:cs="Times New Roman"/>
-          <w:sz w:val="24"/>
-          <w:szCs w:val="24"/>
-          <w:lang w:val="en-US"/>
-        </w:rPr>
-        <w:t>Otherwise</w:t>
-      </w:r>
-      <w:proofErr w:type="gramEnd"/>
-      <w:r>
-        <w:rPr>
-          <w:rFonts w:ascii="Times New Roman" w:hAnsi="Times New Roman" w:cs="Times New Roman"/>
-          <w:sz w:val="24"/>
-          <w:szCs w:val="24"/>
-          <w:lang w:val="en-US"/>
-        </w:rPr>
-        <w:t xml:space="preserve"> function</w:t>
-      </w:r>
-    </w:p>
-    <w:p>
-      <w:pPr>
-        <w:rPr>
-          <w:rFonts w:ascii="Times New Roman" w:hAnsi="Times New Roman" w:cs="Times New Roman"/>
-          <w:sz w:val="24"/>
-          <w:szCs w:val="24"/>
-          <w:lang w:val="en-US"/>
-        </w:rPr>
-      </w:pPr>
-      <w:r>
-        <w:rPr>
-          <w:rFonts w:ascii="Times New Roman" w:hAnsi="Times New Roman" w:cs="Times New Roman"/>
+      <w:r>
+        <w:rPr>
+          <w:rFonts w:ascii="Times New Roman" w:hAnsi="Times New Roman" w:cs="Times New Roman"/>
+          <w:sz w:val="24"/>
+          <w:szCs w:val="24"/>
+          <w:lang w:val="en-US"/>
+        </w:rPr>
+        <w:t>Otherwise function</w:t>
+      </w:r>
+    </w:p>
+    <w:p>
+      <w:pPr>
+        <w:rPr>
+          <w:rFonts w:ascii="Times New Roman" w:hAnsi="Times New Roman" w:cs="Times New Roman"/>
+          <w:sz w:val="24"/>
+          <w:szCs w:val="24"/>
+          <w:lang w:val="en-US"/>
+        </w:rPr>
+      </w:pPr>
+      <w:r>
+        <w:rPr>
+          <w:rFonts w:ascii="Times New Roman" w:hAnsi="Times New Roman" w:cs="Times New Roman"/>
+          <w:noProof/>
           <w:sz w:val="24"/>
           <w:szCs w:val="24"/>
           <w:lang w:val="en-US"/>
         </w:rPr>
         <w:drawing>
-          <wp:anchor distT="0" distB="0" distL="114300" distR="114300" simplePos="0" relativeHeight="251658240" behindDoc="0" locked="0" layoutInCell="1" allowOverlap="1" wp14:anchorId="277C1DC5" wp14:editId="299638A2">
+          <wp:anchor distT="0" distB="0" distL="114300" distR="114300" simplePos="0" relativeHeight="251658240" behindDoc="0" locked="0" layoutInCell="1" allowOverlap="1" wp14:anchorId="277C1DC5" wp14:editId="23A08C4B">
             <wp:simplePos x="0" y="0"/>
             <wp:positionH relativeFrom="page">
-              <wp:align>center</wp:align>
+              <wp:posOffset>1027430</wp:posOffset>
             </wp:positionH>
             <wp:positionV relativeFrom="paragraph">
-              <wp:posOffset>157480</wp:posOffset>
+              <wp:posOffset>266337</wp:posOffset>
             </wp:positionV>
             <wp:extent cx="5502910" cy="2308860"/>
             <wp:effectExtent l="0" t="0" r="2540" b="0"/>
@@ -934,7 +802,6 @@
           </wp:anchor>
         </w:drawing>
       </w:r>
-      <w:proofErr w:type="gramStart"/>
       <w:r>
         <w:rPr>
           <w:rFonts w:ascii="Times New Roman" w:hAnsi="Times New Roman" w:cs="Times New Roman"/>
@@ -944,7 +811,15 @@
         </w:rPr>
         <w:t>.lower</w:t>
       </w:r>
-      <w:proofErr w:type="gramEnd"/>
+      <w:r>
+        <w:rPr>
+          <w:rFonts w:ascii="Times New Roman" w:hAnsi="Times New Roman" w:cs="Times New Roman"/>
+          <w:sz w:val="24"/>
+          <w:szCs w:val="24"/>
+          <w:lang w:val="en-US"/>
+        </w:rPr>
+        <w:t xml:space="preserve"> </w:t>
+      </w:r>
       <w:r>
         <w:rPr>
           <w:rFonts w:ascii="Times New Roman" w:hAnsi="Times New Roman" w:cs="Times New Roman"/>
@@ -953,6 +828,203 @@
           <w:lang w:val="en-US"/>
         </w:rPr>
         <w:t>()</w:t>
+      </w:r>
+    </w:p>
+    <w:p>
+      <w:pPr>
+        <w:rPr>
+          <w:rFonts w:ascii="Times New Roman" w:hAnsi="Times New Roman" w:cs="Times New Roman"/>
+          <w:sz w:val="24"/>
+          <w:szCs w:val="24"/>
+          <w:lang w:val="en-US"/>
+        </w:rPr>
+      </w:pPr>
+      <w:r>
+        <w:rPr>
+          <w:rFonts w:ascii="Times New Roman" w:hAnsi="Times New Roman" w:cs="Times New Roman"/>
+          <w:sz w:val="24"/>
+          <w:szCs w:val="24"/>
+          <w:lang w:val="en-US"/>
+        </w:rPr>
+        <w:drawing>
+          <wp:anchor distT="0" distB="0" distL="114300" distR="114300" simplePos="0" relativeHeight="251659264" behindDoc="0" locked="0" layoutInCell="1" allowOverlap="1" wp14:anchorId="2E1FDECB" wp14:editId="48793EBD">
+            <wp:simplePos x="0" y="0"/>
+            <wp:positionH relativeFrom="margin">
+              <wp:posOffset>-116568</wp:posOffset>
+            </wp:positionH>
+            <wp:positionV relativeFrom="paragraph">
+              <wp:posOffset>2309495</wp:posOffset>
+            </wp:positionV>
+            <wp:extent cx="5502910" cy="2725420"/>
+            <wp:effectExtent l="0" t="0" r="2540" b="0"/>
+            <wp:wrapNone/>
+            <wp:docPr id="1025818435" name="Picture 1"/>
+            <wp:cNvGraphicFramePr>
+              <a:graphicFrameLocks xmlns:a="http://schemas.openxmlformats.org/drawingml/2006/main" noChangeAspect="1"/>
+            </wp:cNvGraphicFramePr>
+            <a:graphic xmlns:a="http://schemas.openxmlformats.org/drawingml/2006/main">
+              <a:graphicData uri="http://schemas.openxmlformats.org/drawingml/2006/picture">
+                <pic:pic xmlns:pic="http://schemas.openxmlformats.org/drawingml/2006/picture">
+                  <pic:nvPicPr>
+                    <pic:cNvPr id="1025818435" name=""/>
+                    <pic:cNvPicPr/>
+                  </pic:nvPicPr>
+                  <pic:blipFill>
+                    <a:blip r:embed="rId5">
+                      <a:extLst>
+                        <a:ext uri="{28A0092B-C50C-407E-A947-70E740481C1C}">
+                          <a14:useLocalDpi xmlns:a14="http://schemas.microsoft.com/office/drawing/2010/main" val="0"/>
+                        </a:ext>
+                      </a:extLst>
+                    </a:blip>
+                    <a:stretch>
+                      <a:fillRect/>
+                    </a:stretch>
+                  </pic:blipFill>
+                  <pic:spPr>
+                    <a:xfrm>
+                      <a:off x="0" y="0"/>
+                      <a:ext cx="5502910" cy="2725420"/>
+                    </a:xfrm>
+                    <a:prstGeom prst="rect">
+                      <a:avLst/>
+                    </a:prstGeom>
+                  </pic:spPr>
+                </pic:pic>
+              </a:graphicData>
+            </a:graphic>
+            <wp14:sizeRelH relativeFrom="page">
+              <wp14:pctWidth>0</wp14:pctWidth>
+            </wp14:sizeRelH>
+            <wp14:sizeRelV relativeFrom="page">
+              <wp14:pctHeight>0</wp14:pctHeight>
+            </wp14:sizeRelV>
+          </wp:anchor>
+        </w:drawing>
+      </w:r>
+      <w:r>
+        <w:rPr>
+          <w:rFonts w:ascii="Times New Roman" w:hAnsi="Times New Roman" w:cs="Times New Roman"/>
+          <w:sz w:val="24"/>
+          <w:szCs w:val="24"/>
+          <w:lang w:val="en-US"/>
+        </w:rPr>
+        <w:br w:type="page"/>
+      </w:r>
+    </w:p>
+    <w:p>
+      <w:pPr>
+        <w:rPr>
+          <w:rFonts w:ascii="Times New Roman" w:hAnsi="Times New Roman" w:cs="Times New Roman"/>
+          <w:sz w:val="24"/>
+          <w:szCs w:val="24"/>
+          <w:lang w:val="en-US"/>
+        </w:rPr>
+      </w:pPr>
+      <w:r>
+        <w:rPr>
+          <w:rFonts w:ascii="Times New Roman" w:hAnsi="Times New Roman" w:cs="Times New Roman"/>
+          <w:sz w:val="24"/>
+          <w:szCs w:val="24"/>
+          <w:lang w:val="en-US"/>
+        </w:rPr>
+        <w:lastRenderedPageBreak/>
+        <w:t>VCT(Version Control Tool)</w:t>
+      </w:r>
+    </w:p>
+    <w:p>
+      <w:pPr>
+        <w:rPr>
+          <w:rFonts w:ascii="Times New Roman" w:hAnsi="Times New Roman" w:cs="Times New Roman"/>
+          <w:sz w:val="24"/>
+          <w:szCs w:val="24"/>
+          <w:lang w:val="en-US"/>
+        </w:rPr>
+      </w:pPr>
+      <w:r>
+        <w:rPr>
+          <w:rFonts w:ascii="Times New Roman" w:hAnsi="Times New Roman" w:cs="Times New Roman"/>
+          <w:sz w:val="24"/>
+          <w:szCs w:val="24"/>
+          <w:lang w:val="en-US"/>
+        </w:rPr>
+        <w:t>VCS(Version Control System)</w:t>
+      </w:r>
+    </w:p>
+    <w:p>
+      <w:pPr>
+        <w:rPr>
+          <w:rFonts w:ascii="Times New Roman" w:hAnsi="Times New Roman" w:cs="Times New Roman"/>
+          <w:sz w:val="24"/>
+          <w:szCs w:val="24"/>
+          <w:lang w:val="en-US"/>
+        </w:rPr>
+      </w:pPr>
+      <w:r>
+        <w:rPr>
+          <w:rFonts w:ascii="Times New Roman" w:hAnsi="Times New Roman" w:cs="Times New Roman"/>
+          <w:sz w:val="24"/>
+          <w:szCs w:val="24"/>
+          <w:lang w:val="en-US"/>
+        </w:rPr>
+        <w:t>CI/CD :continuous integration/continuous development</w:t>
+      </w:r>
+    </w:p>
+    <w:p>
+      <w:pPr>
+        <w:rPr>
+          <w:rFonts w:ascii="Times New Roman" w:hAnsi="Times New Roman" w:cs="Times New Roman"/>
+          <w:sz w:val="24"/>
+          <w:szCs w:val="24"/>
+          <w:lang w:val="en-US"/>
+        </w:rPr>
+      </w:pPr>
+      <w:r>
+        <w:rPr>
+          <w:rFonts w:ascii="Times New Roman" w:hAnsi="Times New Roman" w:cs="Times New Roman"/>
+          <w:sz w:val="24"/>
+          <w:szCs w:val="24"/>
+          <w:lang w:val="en-US"/>
+        </w:rPr>
+        <w:t>Repository: also called repo</w:t>
+      </w:r>
+    </w:p>
+    <w:p>
+      <w:pPr>
+        <w:rPr>
+          <w:rFonts w:ascii="Times New Roman" w:hAnsi="Times New Roman" w:cs="Times New Roman"/>
+          <w:sz w:val="24"/>
+          <w:szCs w:val="24"/>
+          <w:lang w:val="en-US"/>
+        </w:rPr>
+      </w:pPr>
+      <w:r>
+        <w:rPr>
+          <w:rFonts w:ascii="Times New Roman" w:hAnsi="Times New Roman" w:cs="Times New Roman"/>
+          <w:sz w:val="24"/>
+          <w:szCs w:val="24"/>
+          <w:lang w:val="en-US"/>
+        </w:rPr>
+        <w:t>def greet():</w:t>
+      </w:r>
+    </w:p>
+    <w:p>
+      <w:pPr>
+        <w:rPr>
+          <w:rFonts w:ascii="Times New Roman" w:hAnsi="Times New Roman" w:cs="Times New Roman"/>
+          <w:sz w:val="24"/>
+          <w:szCs w:val="24"/>
+          <w:lang w:val="en-US"/>
+        </w:rPr>
+      </w:pPr>
+      <w:r>
+        <w:rPr>
+          <w:rFonts w:ascii="Times New Roman" w:hAnsi="Times New Roman" w:cs="Times New Roman"/>
+          <w:sz w:val="24"/>
+          <w:szCs w:val="24"/>
+          <w:lang w:val="en-US"/>
+        </w:rPr>
+        <w:t>args and kwargs: argument and keyword argument</w:t>
       </w:r>
     </w:p>
     <w:sectPr>

--- a/Day 1.docx
+++ b/Day 1.docx
@@ -1005,26 +1005,99 @@
           <w:szCs w:val="24"/>
           <w:lang w:val="en-US"/>
         </w:rPr>
-        <w:t>def greet():</w:t>
-      </w:r>
-    </w:p>
-    <w:p>
-      <w:pPr>
-        <w:rPr>
-          <w:rFonts w:ascii="Times New Roman" w:hAnsi="Times New Roman" w:cs="Times New Roman"/>
-          <w:sz w:val="24"/>
-          <w:szCs w:val="24"/>
-          <w:lang w:val="en-US"/>
-        </w:rPr>
-      </w:pPr>
-      <w:r>
-        <w:rPr>
-          <w:rFonts w:ascii="Times New Roman" w:hAnsi="Times New Roman" w:cs="Times New Roman"/>
-          <w:sz w:val="24"/>
-          <w:szCs w:val="24"/>
-          <w:lang w:val="en-US"/>
-        </w:rPr>
         <w:t>args and kwargs: argument and keyword argument</w:t>
+      </w:r>
+    </w:p>
+    <w:p>
+      <w:pPr>
+        <w:rPr>
+          <w:rFonts w:ascii="Times New Roman" w:hAnsi="Times New Roman" w:cs="Times New Roman"/>
+          <w:sz w:val="24"/>
+          <w:szCs w:val="24"/>
+          <w:lang w:val="en-US"/>
+        </w:rPr>
+      </w:pPr>
+      <w:r>
+        <w:rPr>
+          <w:rFonts w:ascii="Times New Roman" w:hAnsi="Times New Roman" w:cs="Times New Roman"/>
+          <w:sz w:val="24"/>
+          <w:szCs w:val="24"/>
+          <w:lang w:val="en-US"/>
+        </w:rPr>
+        <w:t>positional and default argument</w:t>
+      </w:r>
+    </w:p>
+    <w:p>
+      <w:pPr>
+        <w:rPr>
+          <w:rFonts w:ascii="Times New Roman" w:hAnsi="Times New Roman" w:cs="Times New Roman"/>
+          <w:sz w:val="24"/>
+          <w:szCs w:val="24"/>
+          <w:lang w:val="en-US"/>
+        </w:rPr>
+      </w:pPr>
+    </w:p>
+    <w:p>
+      <w:pPr>
+        <w:rPr>
+          <w:rFonts w:ascii="Times New Roman" w:hAnsi="Times New Roman" w:cs="Times New Roman"/>
+          <w:sz w:val="24"/>
+          <w:szCs w:val="24"/>
+          <w:lang w:val="en-US"/>
+        </w:rPr>
+      </w:pPr>
+    </w:p>
+    <w:p>
+      <w:pPr>
+        <w:rPr>
+          <w:rFonts w:ascii="Times New Roman" w:hAnsi="Times New Roman" w:cs="Times New Roman"/>
+          <w:sz w:val="24"/>
+          <w:szCs w:val="24"/>
+          <w:lang w:val="en-US"/>
+        </w:rPr>
+      </w:pPr>
+      <w:r>
+        <w:rPr>
+          <w:rFonts w:ascii="Times New Roman" w:hAnsi="Times New Roman" w:cs="Times New Roman"/>
+          <w:sz w:val="24"/>
+          <w:szCs w:val="24"/>
+          <w:lang w:val="en-US"/>
+        </w:rPr>
+        <w:drawing>
+          <wp:inline distT="0" distB="0" distL="0" distR="0" wp14:anchorId="4934E913" wp14:editId="67DFF862">
+            <wp:extent cx="5502910" cy="3246755"/>
+            <wp:effectExtent l="0" t="0" r="2540" b="0"/>
+            <wp:docPr id="955693252" name="Picture 1"/>
+            <wp:cNvGraphicFramePr>
+              <a:graphicFrameLocks xmlns:a="http://schemas.openxmlformats.org/drawingml/2006/main" noChangeAspect="1"/>
+            </wp:cNvGraphicFramePr>
+            <a:graphic xmlns:a="http://schemas.openxmlformats.org/drawingml/2006/main">
+              <a:graphicData uri="http://schemas.openxmlformats.org/drawingml/2006/picture">
+                <pic:pic xmlns:pic="http://schemas.openxmlformats.org/drawingml/2006/picture">
+                  <pic:nvPicPr>
+                    <pic:cNvPr id="955693252" name=""/>
+                    <pic:cNvPicPr/>
+                  </pic:nvPicPr>
+                  <pic:blipFill>
+                    <a:blip r:embed="rId6"/>
+                    <a:stretch>
+                      <a:fillRect/>
+                    </a:stretch>
+                  </pic:blipFill>
+                  <pic:spPr>
+                    <a:xfrm>
+                      <a:off x="0" y="0"/>
+                      <a:ext cx="5502910" cy="3246755"/>
+                    </a:xfrm>
+                    <a:prstGeom prst="rect">
+                      <a:avLst/>
+                    </a:prstGeom>
+                  </pic:spPr>
+                </pic:pic>
+              </a:graphicData>
+            </a:graphic>
+          </wp:inline>
+        </w:drawing>
       </w:r>
     </w:p>
     <w:sectPr>
